--- a/rapports/2026-06-03/EQ26/EQ26_sup_v2/DR_091201010013/49-14-03-10.docx
+++ b/rapports/2026-06-03/EQ26/EQ26_sup_v2/DR_091201010013/49-14-03-10.docx
@@ -454,7 +454,7 @@
                 <w:color w:val="16A34A"/>
                 <w:sz w:val="16"/>
               </w:rPr>
-              <w:t>—</w:t>
+              <w:t>s01q00b</w:t>
             </w:r>
           </w:p>
         </w:tc>
@@ -544,7 +544,7 @@
                 <w:color w:val="16A34A"/>
                 <w:sz w:val="16"/>
               </w:rPr>
-              <w:t>—</w:t>
+              <w:t>s01q00b</w:t>
             </w:r>
           </w:p>
         </w:tc>
@@ -1084,7 +1084,7 @@
                 <w:color w:val="16A34A"/>
                 <w:sz w:val="16"/>
               </w:rPr>
-              <w:t>—</w:t>
+              <w:t>s01q32, s01q36, s01q38, s04q37_modif, s02q33, s02q34, s01q00b</w:t>
             </w:r>
           </w:p>
         </w:tc>
@@ -1534,7 +1534,7 @@
                 <w:color w:val="16A34A"/>
                 <w:sz w:val="16"/>
               </w:rPr>
-              <w:t>—</w:t>
+              <w:t>s00q27, s01q00a, s01q12, s01q13, s02q04, s03q11, s03q12, s01q01</w:t>
             </w:r>
           </w:p>
         </w:tc>
@@ -1624,7 +1624,7 @@
                 <w:color w:val="16A34A"/>
                 <w:sz w:val="16"/>
               </w:rPr>
-              <w:t>—</w:t>
+              <w:t>s00q27, s01q03a, s01q03b, s01q03c, s02q04, s03q14, s04q15, s04q16</w:t>
             </w:r>
           </w:p>
         </w:tc>
@@ -1714,7 +1714,7 @@
                 <w:color w:val="16A34A"/>
                 <w:sz w:val="16"/>
               </w:rPr>
-              <w:t>—</w:t>
+              <w:t>s01q02, s02q01__1, s02q02__1, s02q03__1, s02q15, s03q17, s04q28, s04q35d</w:t>
             </w:r>
           </w:p>
         </w:tc>
@@ -1804,7 +1804,7 @@
                 <w:color w:val="16A34A"/>
                 <w:sz w:val="16"/>
               </w:rPr>
-              <w:t>—</w:t>
+              <w:t>s00q07a, s00q08, s00q10, s00q13_0, s00q15_0, s00q17_0, s00q23a, s00q23b</w:t>
             </w:r>
           </w:p>
         </w:tc>
@@ -1984,7 +1984,7 @@
                 <w:color w:val="16A34A"/>
                 <w:sz w:val="16"/>
               </w:rPr>
-              <w:t>—</w:t>
+              <w:t>s00q07a, s00q08, s00q10, s00q13_0, s00q15_0, s00q17_0, s00q23a, s00q23b</w:t>
             </w:r>
           </w:p>
         </w:tc>
@@ -2164,7 +2164,7 @@
                 <w:color w:val="16A34A"/>
                 <w:sz w:val="16"/>
               </w:rPr>
-              <w:t>—</w:t>
+              <w:t>s00q27</w:t>
             </w:r>
           </w:p>
         </w:tc>
@@ -4774,7 +4774,7 @@
                 <w:color w:val="16A34A"/>
                 <w:sz w:val="16"/>
               </w:rPr>
-              <w:t>—</w:t>
+              <w:t>s01q47__7, s02q24, s01q00b</w:t>
             </w:r>
           </w:p>
         </w:tc>
@@ -4954,7 +4954,7 @@
                 <w:color w:val="16A34A"/>
                 <w:sz w:val="16"/>
               </w:rPr>
-              <w:t>—</w:t>
+              <w:t>s01q47__7, s02q24, s01q00b</w:t>
             </w:r>
           </w:p>
         </w:tc>
@@ -5404,7 +5404,7 @@
                 <w:color w:val="16A34A"/>
                 <w:sz w:val="16"/>
               </w:rPr>
-              <w:t>—</w:t>
+              <w:t>s01q47__1, s01q47__2, s01q47__3, s01q47__4, s01q47__5, s01q47__6, s01q47__7, s02q15</w:t>
             </w:r>
           </w:p>
         </w:tc>
@@ -5494,7 +5494,7 @@
                 <w:color w:val="16A34A"/>
                 <w:sz w:val="16"/>
               </w:rPr>
-              <w:t>—</w:t>
+              <w:t>s01q47__1, s01q47__2, s01q47__3, s01q47__4, s01q47__5, s01q47__6, s01q47__7, s02q15</w:t>
             </w:r>
           </w:p>
         </w:tc>
@@ -5584,7 +5584,7 @@
                 <w:color w:val="16A34A"/>
                 <w:sz w:val="16"/>
               </w:rPr>
-              <w:t>—</w:t>
+              <w:t>s01q47__1, s01q47__2, s01q47__3, s01q47__4, s01q47__5, s01q47__6, s01q47__7, s02q15</w:t>
             </w:r>
           </w:p>
         </w:tc>
@@ -5674,7 +5674,7 @@
                 <w:color w:val="16A34A"/>
                 <w:sz w:val="16"/>
               </w:rPr>
-              <w:t>—</w:t>
+              <w:t>s01q39, s01q40, s01q43, s02q04, s02q15, s03q52, s04q30__1, s04q30__2</w:t>
             </w:r>
           </w:p>
         </w:tc>
@@ -5764,7 +5764,7 @@
                 <w:color w:val="16A34A"/>
                 <w:sz w:val="16"/>
               </w:rPr>
-              <w:t>—</w:t>
+              <w:t>s01q47__1, s01q47__2, s01q47__3, s01q47__4, s01q47__5, s01q47__6, s01q47__7, s02q15</w:t>
             </w:r>
           </w:p>
         </w:tc>
@@ -5854,7 +5854,7 @@
                 <w:color w:val="16A34A"/>
                 <w:sz w:val="16"/>
               </w:rPr>
-              <w:t>—</w:t>
+              <w:t>s01q39, s01q40, s01q43, s02q04, s02q15, s03q52, s04q30__1, s04q30__2</w:t>
             </w:r>
           </w:p>
         </w:tc>
@@ -5944,7 +5944,7 @@
                 <w:color w:val="16A34A"/>
                 <w:sz w:val="16"/>
               </w:rPr>
-              <w:t>—</w:t>
+              <w:t>s01q47__1, s01q47__2, s01q47__3, s01q47__4, s01q47__5, s01q47__6, s01q47__7, s02q15</w:t>
             </w:r>
           </w:p>
         </w:tc>
@@ -6124,7 +6124,7 @@
                 <w:color w:val="16A34A"/>
                 <w:sz w:val="16"/>
               </w:rPr>
-              <w:t>—</w:t>
+              <w:t>s01q39, s01q40, s01q43, s02q04, s02q15, s03q52, s04q30__1, s04q30__2</w:t>
             </w:r>
           </w:p>
         </w:tc>
@@ -6214,7 +6214,7 @@
                 <w:color w:val="16A34A"/>
                 <w:sz w:val="16"/>
               </w:rPr>
-              <w:t>—</w:t>
+              <w:t>s01q47__1, s01q47__2, s01q47__3, s01q47__4, s01q47__5, s01q47__6, s01q47__7, s02q15</w:t>
             </w:r>
           </w:p>
         </w:tc>
@@ -6394,7 +6394,7 @@
                 <w:color w:val="16A34A"/>
                 <w:sz w:val="16"/>
               </w:rPr>
-              <w:t>—</w:t>
+              <w:t>s01q23, s01q00b, s01q23_autre</w:t>
             </w:r>
           </w:p>
         </w:tc>
@@ -8734,7 +8734,7 @@
                 <w:color w:val="16A34A"/>
                 <w:sz w:val="16"/>
               </w:rPr>
-              <w:t>—</w:t>
+              <w:t>s01q23, s01q00b, s01q23_autre</w:t>
             </w:r>
           </w:p>
         </w:tc>
@@ -8824,7 +8824,7 @@
                 <w:color w:val="16A34A"/>
                 <w:sz w:val="16"/>
               </w:rPr>
-              <w:t>—</w:t>
+              <w:t>s01q23, s01q00b, s01q23_autre</w:t>
             </w:r>
           </w:p>
         </w:tc>
@@ -9454,7 +9454,7 @@
                 <w:color w:val="16A34A"/>
                 <w:sz w:val="16"/>
               </w:rPr>
-              <w:t>—</w:t>
+              <w:t>s00q07a, s00q08, s00q10, s00q13_0, s00q15_0, s00q17_0, s00q23a, s00q23b</w:t>
             </w:r>
           </w:p>
         </w:tc>
@@ -10084,7 +10084,7 @@
                 <w:color w:val="16A34A"/>
                 <w:sz w:val="16"/>
               </w:rPr>
-              <w:t>—</w:t>
+              <w:t>s01q23, s01q00b, s01q23_autre</w:t>
             </w:r>
           </w:p>
         </w:tc>
@@ -10444,7 +10444,7 @@
                 <w:color w:val="16A34A"/>
                 <w:sz w:val="16"/>
               </w:rPr>
-              <w:t>—</w:t>
+              <w:t>s01q23, s01q00b, s01q23_autre</w:t>
             </w:r>
           </w:p>
         </w:tc>
@@ -10714,7 +10714,7 @@
                 <w:color w:val="16A34A"/>
                 <w:sz w:val="16"/>
               </w:rPr>
-              <w:t>—</w:t>
+              <w:t>s01q23, s01q00b, s01q23_autre</w:t>
             </w:r>
           </w:p>
         </w:tc>
@@ -12064,7 +12064,7 @@
                 <w:color w:val="16A34A"/>
                 <w:sz w:val="16"/>
               </w:rPr>
-              <w:t>—</w:t>
+              <w:t>s00q11, s01q03b, s01q04b, s02q01__1, s02q02__1, s02q03__1, s02q04, s02q15</w:t>
             </w:r>
           </w:p>
         </w:tc>
@@ -12154,7 +12154,7 @@
                 <w:color w:val="16A34A"/>
                 <w:sz w:val="16"/>
               </w:rPr>
-              <w:t>—</w:t>
+              <w:t>s01q23, s01q00b, s01q23_autre</w:t>
             </w:r>
           </w:p>
         </w:tc>
@@ -12244,7 +12244,7 @@
                 <w:color w:val="16A34A"/>
                 <w:sz w:val="16"/>
               </w:rPr>
-              <w:t>—</w:t>
+              <w:t>s01q25, s01q29, s01q31, s04q37_modif, s02q11, s02q15, s02q30, s07bq01</w:t>
             </w:r>
           </w:p>
         </w:tc>
@@ -12964,7 +12964,7 @@
                 <w:color w:val="16A34A"/>
                 <w:sz w:val="16"/>
               </w:rPr>
-              <w:t>—</w:t>
+              <w:t>s01q47__1, s01q47__2, s01q47__3, s01q47__4, s01q47__5, s01q47__6, s01q47__7, s02q15</w:t>
             </w:r>
           </w:p>
         </w:tc>
@@ -13054,7 +13054,7 @@
                 <w:color w:val="16A34A"/>
                 <w:sz w:val="16"/>
               </w:rPr>
-              <w:t>—</w:t>
+              <w:t>s01q36, s01q38, s04q24, s02q13, s11q35a, s16aq45, s16aq47a</w:t>
             </w:r>
           </w:p>
         </w:tc>
@@ -13144,7 +13144,7 @@
                 <w:color w:val="16A34A"/>
                 <w:sz w:val="16"/>
               </w:rPr>
-              <w:t>—</w:t>
+              <w:t>s01q05, s02q28, s04q35e, s04q49, s06cq02c, s07bq01, s07bq07b, s11q14</w:t>
             </w:r>
           </w:p>
         </w:tc>
@@ -13234,7 +13234,7 @@
                 <w:color w:val="16A34A"/>
                 <w:sz w:val="16"/>
               </w:rPr>
-              <w:t>—</w:t>
+              <w:t>s01q22, s02q08, s02q15, s06cq02e, s07bq01, s07bq07b, s11q19, s16aq40</w:t>
             </w:r>
           </w:p>
         </w:tc>
@@ -13324,7 +13324,7 @@
                 <w:color w:val="16A34A"/>
                 <w:sz w:val="16"/>
               </w:rPr>
-              <w:t>—</w:t>
+              <w:t>s02q20, s04q35b, s06q01__1, s11q31__7, s16aq42, s00q10</w:t>
             </w:r>
           </w:p>
         </w:tc>
@@ -13594,7 +13594,7 @@
                 <w:color w:val="16A34A"/>
                 <w:sz w:val="16"/>
               </w:rPr>
-              <w:t>—</w:t>
+              <w:t>s16aq00, s16aq45</w:t>
             </w:r>
           </w:p>
         </w:tc>
@@ -13684,7 +13684,7 @@
                 <w:color w:val="16A34A"/>
                 <w:sz w:val="16"/>
               </w:rPr>
-              <w:t>—</w:t>
+              <w:t>s01q05, s02q28, s04q35e, s04q49, s06cq02c, s07bq01, s07bq07b, s11q14</w:t>
             </w:r>
           </w:p>
         </w:tc>
@@ -13774,7 +13774,7 @@
                 <w:color w:val="16A34A"/>
                 <w:sz w:val="16"/>
               </w:rPr>
-              <w:t>—</w:t>
+              <w:t>s01q22, s02q08, s02q15, s06cq02e, s07bq01, s07bq07b, s11q19, s16aq40</w:t>
             </w:r>
           </w:p>
         </w:tc>
@@ -13864,7 +13864,7 @@
                 <w:color w:val="16A34A"/>
                 <w:sz w:val="16"/>
               </w:rPr>
-              <w:t>—</w:t>
+              <w:t>s01q22, s02q08, s02q15, s06cq02e, s07bq01, s07bq07b, s11q19, s16aq40</w:t>
             </w:r>
           </w:p>
         </w:tc>
@@ -13954,7 +13954,7 @@
                 <w:color w:val="16A34A"/>
                 <w:sz w:val="16"/>
               </w:rPr>
-              <w:t>—</w:t>
+              <w:t>s01q57, s02q27, s04q49, s06cq022, s07bq01, s07bq07b, s10q60, s11q13</w:t>
             </w:r>
           </w:p>
         </w:tc>
@@ -14134,7 +14134,7 @@
                 <w:color w:val="16A34A"/>
                 <w:sz w:val="16"/>
               </w:rPr>
-              <w:t>—</w:t>
+              <w:t>s16aq00, s16aq45</w:t>
             </w:r>
           </w:p>
         </w:tc>
@@ -14224,7 +14224,7 @@
                 <w:color w:val="16A34A"/>
                 <w:sz w:val="16"/>
               </w:rPr>
-              <w:t>—</w:t>
+              <w:t>s01q05, s02q28, s04q35e, s04q49, s06cq02c, s07bq01, s07bq07b, s11q14</w:t>
             </w:r>
           </w:p>
         </w:tc>
@@ -14314,7 +14314,7 @@
                 <w:color w:val="16A34A"/>
                 <w:sz w:val="16"/>
               </w:rPr>
-              <w:t>—</w:t>
+              <w:t>s01q22, s02q08, s02q15, s06cq02e, s07bq01, s07bq07b, s11q19, s16aq40</w:t>
             </w:r>
           </w:p>
         </w:tc>
@@ -14404,7 +14404,7 @@
                 <w:color w:val="16A34A"/>
                 <w:sz w:val="16"/>
               </w:rPr>
-              <w:t>—</w:t>
+              <w:t>s02q20, s04q35b, s06q01__1, s11q31__7, s16aq42, s00q10</w:t>
             </w:r>
           </w:p>
         </w:tc>
@@ -14494,7 +14494,7 @@
                 <w:color w:val="16A34A"/>
                 <w:sz w:val="16"/>
               </w:rPr>
-              <w:t>—</w:t>
+              <w:t>s01q36, s01q38, s04q24, s02q13, s11q35a, s16aq45, s16aq47a</w:t>
             </w:r>
           </w:p>
         </w:tc>
@@ -14584,7 +14584,7 @@
                 <w:color w:val="16A34A"/>
                 <w:sz w:val="16"/>
               </w:rPr>
-              <w:t>—</w:t>
+              <w:t>s01q05, s02q28, s04q35e, s04q49, s06cq02c, s07bq01, s07bq07b, s11q14</w:t>
             </w:r>
           </w:p>
         </w:tc>
@@ -14674,7 +14674,7 @@
                 <w:color w:val="16A34A"/>
                 <w:sz w:val="16"/>
               </w:rPr>
-              <w:t>—</w:t>
+              <w:t>s01q22, s02q08, s02q15, s06cq02e, s07bq01, s07bq07b, s11q19, s16aq40</w:t>
             </w:r>
           </w:p>
         </w:tc>
@@ -14764,7 +14764,7 @@
                 <w:color w:val="16A34A"/>
                 <w:sz w:val="16"/>
               </w:rPr>
-              <w:t>—</w:t>
+              <w:t>s01q57, s02q27, s04q49, s06cq022, s07bq01, s07bq07b, s10q60, s11q13</w:t>
             </w:r>
           </w:p>
         </w:tc>
@@ -14944,7 +14944,7 @@
                 <w:color w:val="16A34A"/>
                 <w:sz w:val="16"/>
               </w:rPr>
-              <w:t>—</w:t>
+              <w:t>s16aq00, s16aq45</w:t>
             </w:r>
           </w:p>
         </w:tc>
@@ -15034,7 +15034,7 @@
                 <w:color w:val="16A34A"/>
                 <w:sz w:val="16"/>
               </w:rPr>
-              <w:t>—</w:t>
+              <w:t>s01q02, s02q01__1, s02q02__1, s02q03__1, s02q15, s03q17, s04q28, s04q35d</w:t>
             </w:r>
           </w:p>
         </w:tc>
@@ -15124,7 +15124,7 @@
                 <w:color w:val="16A34A"/>
                 <w:sz w:val="16"/>
               </w:rPr>
-              <w:t>—</w:t>
+              <w:t>s00q28, s01q28, s01q29, s01q30, s02q01__1, s02q02__1, s03q19, s04q32</w:t>
             </w:r>
           </w:p>
         </w:tc>
@@ -15214,7 +15214,7 @@
                 <w:color w:val="16A34A"/>
                 <w:sz w:val="16"/>
               </w:rPr>
-              <w:t>—</w:t>
+              <w:t>s00q08, s01q28, s01q29, s01q30, s02q01__2, s02q02__2, s03q20, s04q22</w:t>
             </w:r>
           </w:p>
         </w:tc>
@@ -15304,7 +15304,7 @@
                 <w:color w:val="16A34A"/>
                 <w:sz w:val="16"/>
               </w:rPr>
-              <w:t>—</w:t>
+              <w:t>s00q28, s01q28, s01q29, s01q30, s02q01__1, s02q02__1, s03q19, s04q32</w:t>
             </w:r>
           </w:p>
         </w:tc>
@@ -15394,7 +15394,7 @@
                 <w:color w:val="16A34A"/>
                 <w:sz w:val="16"/>
               </w:rPr>
-              <w:t>—</w:t>
+              <w:t>s00q28, s01q28, s01q29, s01q30, s02q01__1, s02q02__1, s03q19, s04q32</w:t>
             </w:r>
           </w:p>
         </w:tc>
@@ -15484,7 +15484,7 @@
                 <w:color w:val="16A34A"/>
                 <w:sz w:val="16"/>
               </w:rPr>
-              <w:t>—</w:t>
+              <w:t>s02q02__1, s02q15, s02q17, s03q16, s04q27, s04q43, s04q63, s05q11</w:t>
             </w:r>
           </w:p>
         </w:tc>
@@ -15754,7 +15754,7 @@
                 <w:color w:val="16A34A"/>
                 <w:sz w:val="16"/>
               </w:rPr>
-              <w:t>—</w:t>
+              <w:t>s00q07a, s00q08, s00q10, s00q13_0, s00q15_0, s00q17_0, s00q23a, s00q23b</w:t>
             </w:r>
           </w:p>
         </w:tc>
@@ -15844,7 +15844,7 @@
                 <w:color w:val="16A34A"/>
                 <w:sz w:val="16"/>
               </w:rPr>
-              <w:t>—</w:t>
+              <w:t>s00q28, s01q28, s01q29, s01q30, s02q01__1, s02q02__1, s03q19, s04q32</w:t>
             </w:r>
           </w:p>
         </w:tc>
@@ -16024,7 +16024,7 @@
                 <w:color w:val="16A34A"/>
                 <w:sz w:val="16"/>
               </w:rPr>
-              <w:t>—</w:t>
+              <w:t>s00q07a, s00q08, s00q10, s00q13_0, s00q15_0, s00q17_0, s00q23a, s00q23b</w:t>
             </w:r>
           </w:p>
         </w:tc>
@@ -16114,7 +16114,7 @@
                 <w:color w:val="16A34A"/>
                 <w:sz w:val="16"/>
               </w:rPr>
-              <w:t>—</w:t>
+              <w:t>s00q28, s01q28, s01q29, s01q30, s02q01__1, s02q02__1, s03q19, s04q32</w:t>
             </w:r>
           </w:p>
         </w:tc>
@@ -16204,7 +16204,7 @@
                 <w:color w:val="16A34A"/>
                 <w:sz w:val="16"/>
               </w:rPr>
-              <w:t>—</w:t>
+              <w:t>s00q11, s01q03b, s01q04b, s02q01__1, s02q02__1, s02q03__1, s02q04, s02q15</w:t>
             </w:r>
           </w:p>
         </w:tc>
@@ -16294,7 +16294,7 @@
                 <w:color w:val="16A34A"/>
                 <w:sz w:val="16"/>
               </w:rPr>
-              <w:t>—</w:t>
+              <w:t>s02q02__1, s02q15, s02q17, s03q16, s04q27, s04q43, s04q63, s05q11</w:t>
             </w:r>
           </w:p>
         </w:tc>
@@ -17104,7 +17104,7 @@
                 <w:color w:val="16A34A"/>
                 <w:sz w:val="16"/>
               </w:rPr>
-              <w:t>—</w:t>
+              <w:t>s00q27, s01q03a, s01q03b, s01q03c, s02q04, s03q14, s04q15, s04q16</w:t>
             </w:r>
           </w:p>
         </w:tc>
@@ -17284,7 +17284,7 @@
                 <w:color w:val="16A34A"/>
                 <w:sz w:val="16"/>
               </w:rPr>
-              <w:t>—</w:t>
+              <w:t>s00q27, s01q03a, s01q03b, s01q03c, s02q04, s03q14, s04q15, s04q16</w:t>
             </w:r>
           </w:p>
         </w:tc>
@@ -17374,7 +17374,7 @@
                 <w:color w:val="16A34A"/>
                 <w:sz w:val="16"/>
               </w:rPr>
-              <w:t>—</w:t>
+              <w:t>s00q27, s01q03a, s01q03b, s01q03c, s02q04, s03q14, s04q15, s04q16</w:t>
             </w:r>
           </w:p>
         </w:tc>
@@ -17464,7 +17464,7 @@
                 <w:color w:val="16A34A"/>
                 <w:sz w:val="16"/>
               </w:rPr>
-              <w:t>—</w:t>
+              <w:t>s01q47__7, s02q24, s04q49, s01q00b</w:t>
             </w:r>
           </w:p>
         </w:tc>
@@ -17554,7 +17554,7 @@
                 <w:color w:val="16A34A"/>
                 <w:sz w:val="16"/>
               </w:rPr>
-              <w:t>—</w:t>
+              <w:t>s01q47__7, s02q24, s04q49, s01q00b</w:t>
             </w:r>
           </w:p>
         </w:tc>
@@ -17644,7 +17644,7 @@
                 <w:color w:val="16A34A"/>
                 <w:sz w:val="16"/>
               </w:rPr>
-              <w:t>—</w:t>
+              <w:t>s01q47__7, s02q24, s04q49, s01q00b</w:t>
             </w:r>
           </w:p>
         </w:tc>
@@ -17824,7 +17824,7 @@
                 <w:color w:val="16A34A"/>
                 <w:sz w:val="16"/>
               </w:rPr>
-              <w:t>—</w:t>
+              <w:t>s01q47__7, s02q24, s04q49, s01q00b</w:t>
             </w:r>
           </w:p>
         </w:tc>
@@ -17914,7 +17914,7 @@
                 <w:color w:val="16A34A"/>
                 <w:sz w:val="16"/>
               </w:rPr>
-              <w:t>—</w:t>
+              <w:t>s01q47__7, s02q24, s04q49, s01q00b</w:t>
             </w:r>
           </w:p>
         </w:tc>
@@ -18004,7 +18004,7 @@
                 <w:color w:val="16A34A"/>
                 <w:sz w:val="16"/>
               </w:rPr>
-              <w:t>—</w:t>
+              <w:t>s00q04, s03q24, s04q19, s04q51, s04q51_unite, s04q39, s04q43, s04q44</w:t>
             </w:r>
           </w:p>
         </w:tc>
@@ -18094,7 +18094,7 @@
                 <w:color w:val="16A34A"/>
                 <w:sz w:val="16"/>
               </w:rPr>
-              <w:t>—</w:t>
+              <w:t>s00q04, s03q24, s04q19, s04q51, s04q51_unite, s04q39, s04q43, s04q44</w:t>
             </w:r>
           </w:p>
         </w:tc>
@@ -18184,7 +18184,7 @@
                 <w:color w:val="16A34A"/>
                 <w:sz w:val="16"/>
               </w:rPr>
-              <w:t>—</w:t>
+              <w:t>s00q04, s03q24, s04q19, s04q51, s04q51_unite, s04q39, s04q43, s04q44</w:t>
             </w:r>
           </w:p>
         </w:tc>
@@ -18274,7 +18274,7 @@
                 <w:color w:val="16A34A"/>
                 <w:sz w:val="16"/>
               </w:rPr>
-              <w:t>—</w:t>
+              <w:t>s00q04, s03q24, s04q19, s04q51, s04q51_unite, s04q39, s04q43, s04q44</w:t>
             </w:r>
           </w:p>
         </w:tc>
@@ -18364,7 +18364,7 @@
                 <w:color w:val="16A34A"/>
                 <w:sz w:val="16"/>
               </w:rPr>
-              <w:t>—</w:t>
+              <w:t>s02q02__1, s02q15, s02q17, s03q16, s04q27, s04q43, s04q63, s05q11</w:t>
             </w:r>
           </w:p>
         </w:tc>
@@ -18454,7 +18454,7 @@
                 <w:color w:val="16A34A"/>
                 <w:sz w:val="16"/>
               </w:rPr>
-              <w:t>—</w:t>
+              <w:t>s01q35, s01q36, s01q37, s02q04, s02q15, s03q13, s03q14, s03q15</w:t>
             </w:r>
           </w:p>
         </w:tc>
@@ -18544,7 +18544,7 @@
                 <w:color w:val="16A34A"/>
                 <w:sz w:val="16"/>
               </w:rPr>
-              <w:t>—</w:t>
+              <w:t>s01q35, s01q36, s01q37, s02q04, s02q15, s03q13, s03q14, s03q15</w:t>
             </w:r>
           </w:p>
         </w:tc>
@@ -18634,7 +18634,7 @@
                 <w:color w:val="16A34A"/>
                 <w:sz w:val="16"/>
               </w:rPr>
-              <w:t>—</w:t>
+              <w:t>s01q35, s01q36, s01q37, s02q04, s02q15, s03q13, s03q14, s03q15</w:t>
             </w:r>
           </w:p>
         </w:tc>
@@ -18724,7 +18724,7 @@
                 <w:color w:val="16A34A"/>
                 <w:sz w:val="16"/>
               </w:rPr>
-              <w:t>—</w:t>
+              <w:t>s01q35, s01q36, s01q37, s02q04, s02q15, s03q13, s03q14, s03q15</w:t>
             </w:r>
           </w:p>
         </w:tc>
@@ -18904,7 +18904,7 @@
                 <w:color w:val="16A34A"/>
                 <w:sz w:val="16"/>
               </w:rPr>
-              <w:t>—</w:t>
+              <w:t>s00q08, s01q28, s01q29, s01q30, s02q01__2, s02q02__2, s03q20, s04q22</w:t>
             </w:r>
           </w:p>
         </w:tc>
@@ -18994,7 +18994,7 @@
                 <w:color w:val="16A34A"/>
                 <w:sz w:val="16"/>
               </w:rPr>
-              <w:t>—</w:t>
+              <w:t>s00q08, s01q28, s01q29, s01q30, s02q01__2, s02q02__2, s03q20, s04q22</w:t>
             </w:r>
           </w:p>
         </w:tc>
@@ -19174,7 +19174,7 @@
                 <w:color w:val="16A34A"/>
                 <w:sz w:val="16"/>
               </w:rPr>
-              <w:t>—</w:t>
+              <w:t>s01q28, s01q29, s01q30, s02q01__1, s02q02__1, s02q03__1, s02q15, s03q18</w:t>
             </w:r>
           </w:p>
         </w:tc>
